--- a/test-intro-output.docx
+++ b/test-intro-output.docx
@@ -3980,6 +3980,8 @@
           <w:szCs w:val="28"/>
         </w:rPr>
       </w:pPr>
+      <w:bookmarkStart w:id="1" w:name="_GoBack"/>
+      <w:bookmarkEnd w:id="1"/>
       <w:r>
         <w:rPr>
           <w:b/>
